--- a/content/files/visuals-defense.docx
+++ b/content/files/visuals-defense.docx
@@ -11,14 +11,7 @@
           <w:b/>
           <w:bCs/>
         </w:rPr>
-        <w:t xml:space="preserve">СЦЕНАРИЙ: </w:t>
-      </w:r>
-      <w:r>
-        <w:rPr>
-          <w:b/>
-          <w:bCs/>
-        </w:rPr>
-        <w:t>ЗАЩИТИТЬСЯ ОТ ПРЕТЕНЗИИ</w:t>
+        <w:t>СЦЕНАРИЙ: ЗАЩИТИТЬСЯ ОТ ПРЕТЕНЗИИ</w:t>
       </w:r>
     </w:p>
     <w:p>
@@ -131,12 +124,15 @@
       <w:r>
         <w:t xml:space="preserve"> после направления претензии (</w:t>
       </w:r>
-      <w:r>
-        <w:rPr>
-          <w:color w:val="FF0000"/>
-        </w:rPr>
-        <w:t>п. 5.1 ст. 1252 ГК РФ</w:t>
-      </w:r>
+      <w:hyperlink r:id="rId7" w:history="1">
+        <w:r>
+          <w:rPr>
+            <w:color w:val="0563C1"/>
+            <w:u w:val="single"/>
+          </w:rPr>
+          <w:t>п. 5.1 ст. 1252 ГК РФ</w:t>
+        </w:r>
+      </w:hyperlink>
       <w:r>
         <w:t>).</w:t>
       </w:r>
@@ -201,12 +197,15 @@
       <w:r>
         <w:t>Кто направил претензию: автор, компания-правообладатель, представитель, доверительный управляющий? Требовать защиты вправе правообладатель и иные лица только в случаях, прямо указанных в законе (</w:t>
       </w:r>
-      <w:r>
-        <w:rPr>
-          <w:color w:val="FF0000"/>
-        </w:rPr>
-        <w:t>п. 2 ст. 1250 ГК РФ</w:t>
-      </w:r>
+      <w:hyperlink r:id="rId8" w:history="1">
+        <w:r>
+          <w:rPr>
+            <w:color w:val="0563C1"/>
+            <w:u w:val="single"/>
+          </w:rPr>
+          <w:t>п. 2 ст. 1250 ГК РФ</w:t>
+        </w:r>
+      </w:hyperlink>
       <w:r>
         <w:t>).</w:t>
       </w:r>
@@ -232,12 +231,15 @@
       <w:r>
         <w:t>: исходник, необработанный снимок (RAW), публикация с указанием автора? Автором считается лицо, указанное автором на оригинале или экземпляре, пока не доказано иное (</w:t>
       </w:r>
-      <w:r>
-        <w:rPr>
-          <w:color w:val="FF0000"/>
-        </w:rPr>
-        <w:t>ст. 1257 ГК РФ</w:t>
-      </w:r>
+      <w:hyperlink r:id="rId9" w:history="1">
+        <w:r>
+          <w:rPr>
+            <w:color w:val="0563C1"/>
+            <w:u w:val="single"/>
+          </w:rPr>
+          <w:t>ст. 1257 ГК РФ</w:t>
+        </w:r>
+      </w:hyperlink>
       <w:r>
         <w:t xml:space="preserve">; </w:t>
       </w:r>
@@ -380,12 +382,15 @@
       <w:r>
         <w:t xml:space="preserve"> или типовой элемент? Идеи и приёмы не охраняются (</w:t>
       </w:r>
-      <w:r>
-        <w:rPr>
-          <w:color w:val="FF0000"/>
-        </w:rPr>
-        <w:t>п. 5 ст. 1259 ГК РФ</w:t>
-      </w:r>
+      <w:hyperlink r:id="rId10" w:history="1">
+        <w:r>
+          <w:rPr>
+            <w:color w:val="0563C1"/>
+            <w:u w:val="single"/>
+          </w:rPr>
+          <w:t>п. 5 ст. 1259 ГК РФ</w:t>
+        </w:r>
+      </w:hyperlink>
       <w:r>
         <w:t>).</w:t>
       </w:r>
@@ -411,27 +416,36 @@
       <w:r>
         <w:t xml:space="preserve"> с момента, когда правообладатель узнал или должен был узнать о нарушении и нарушителе, заявите об исковой давности (</w:t>
       </w:r>
-      <w:r>
-        <w:rPr>
-          <w:color w:val="FF0000"/>
-        </w:rPr>
-        <w:t>ст. 196</w:t>
-      </w:r>
-      <w:r>
-        <w:rPr>
-          <w:color w:val="FF0000"/>
-        </w:rPr>
-        <w:t xml:space="preserve"> ГК РФ</w:t>
-      </w:r>
+      <w:hyperlink r:id="rId11" w:history="1">
+        <w:r>
+          <w:rPr>
+            <w:color w:val="0563C1"/>
+            <w:u w:val="single"/>
+          </w:rPr>
+          <w:t>ст. 196</w:t>
+        </w:r>
+      </w:hyperlink>
+      <w:hyperlink r:id="rId12" w:history="1">
+        <w:r>
+          <w:rPr>
+            <w:color w:val="0563C1"/>
+            <w:u w:val="single"/>
+          </w:rPr>
+          <w:t xml:space="preserve"> ГК РФ</w:t>
+        </w:r>
+      </w:hyperlink>
       <w:r>
         <w:t xml:space="preserve">, </w:t>
       </w:r>
-      <w:r>
-        <w:rPr>
-          <w:color w:val="FF0000"/>
-        </w:rPr>
-        <w:t>ст. 200 ГК РФ</w:t>
-      </w:r>
+      <w:hyperlink r:id="rId13" w:history="1">
+        <w:r>
+          <w:rPr>
+            <w:color w:val="0563C1"/>
+            <w:u w:val="single"/>
+          </w:rPr>
+          <w:t>ст. 200 ГК РФ</w:t>
+        </w:r>
+      </w:hyperlink>
       <w:r>
         <w:t>).</w:t>
       </w:r>
@@ -496,39 +510,51 @@
       <w:r>
         <w:t>: способ (сайт, реклама, мерч), срок, территория. Права, прямо не указанные в лицензии, считаются не предоставленными (</w:t>
       </w:r>
-      <w:r>
-        <w:rPr>
-          <w:color w:val="FF0000"/>
-        </w:rPr>
-        <w:t>п. 1 ст. 1235 ГК РФ</w:t>
-      </w:r>
+      <w:hyperlink r:id="rId14" w:history="1">
+        <w:r>
+          <w:rPr>
+            <w:color w:val="0563C1"/>
+            <w:u w:val="single"/>
+          </w:rPr>
+          <w:t>п. 1 ст. 1235 ГК РФ</w:t>
+        </w:r>
+      </w:hyperlink>
       <w:r>
         <w:t>). Если срок не указан — 5 лет, территория — Россия (</w:t>
       </w:r>
-      <w:r>
-        <w:rPr>
-          <w:color w:val="FF0000"/>
-        </w:rPr>
-        <w:t>п. 3</w:t>
-      </w:r>
+      <w:hyperlink r:id="rId15" w:history="1">
+        <w:r>
+          <w:rPr>
+            <w:color w:val="0563C1"/>
+            <w:u w:val="single"/>
+          </w:rPr>
+          <w:t>п. 3</w:t>
+        </w:r>
+      </w:hyperlink>
       <w:r>
         <w:t xml:space="preserve">, </w:t>
       </w:r>
-      <w:r>
-        <w:rPr>
-          <w:color w:val="FF0000"/>
-        </w:rPr>
-        <w:t>п. 4 ст. 1235 ГК РФ</w:t>
-      </w:r>
+      <w:hyperlink r:id="rId16" w:history="1">
+        <w:r>
+          <w:rPr>
+            <w:color w:val="0563C1"/>
+            <w:u w:val="single"/>
+          </w:rPr>
+          <w:t>п. 4 ст. 1235 ГК РФ</w:t>
+        </w:r>
+      </w:hyperlink>
       <w:r>
         <w:t>); для открытой лицензии — 5 лет и весь мир (</w:t>
       </w:r>
-      <w:r>
-        <w:rPr>
-          <w:color w:val="FF0000"/>
-        </w:rPr>
-        <w:t>ст. 1286.1 ГК РФ</w:t>
-      </w:r>
+      <w:hyperlink r:id="rId17" w:history="1">
+        <w:r>
+          <w:rPr>
+            <w:color w:val="0563C1"/>
+            <w:u w:val="single"/>
+          </w:rPr>
+          <w:t>ст. 1286.1 ГК РФ</w:t>
+        </w:r>
+      </w:hyperlink>
       <w:r>
         <w:t>).</w:t>
       </w:r>
@@ -555,12 +581,15 @@
       <w:r>
         <w:t xml:space="preserve"> или на фрилансера, который делал проект? Если на него, может ли он передать вам право (сублицензия) (</w:t>
       </w:r>
-      <w:r>
-        <w:rPr>
-          <w:color w:val="FF0000"/>
-        </w:rPr>
-        <w:t>ст. 1238 ГК РФ</w:t>
-      </w:r>
+      <w:hyperlink r:id="rId18" w:history="1">
+        <w:r>
+          <w:rPr>
+            <w:color w:val="0563C1"/>
+            <w:u w:val="single"/>
+          </w:rPr>
+          <w:t>ст. 1238 ГК РФ</w:t>
+        </w:r>
+      </w:hyperlink>
       <w:r>
         <w:t>)?</w:t>
       </w:r>
@@ -613,12 +642,15 @@
       <w:r>
         <w:t>: изображение используется в объёме, оправданном целью (обзор, критика, новость), с указанием автора и источника (</w:t>
       </w:r>
-      <w:r>
-        <w:rPr>
-          <w:color w:val="FF0000"/>
-        </w:rPr>
-        <w:t>ст. 1274 ГК РФ</w:t>
-      </w:r>
+      <w:hyperlink r:id="rId19" w:history="1">
+        <w:r>
+          <w:rPr>
+            <w:color w:val="0563C1"/>
+            <w:u w:val="single"/>
+          </w:rPr>
+          <w:t>ст. 1274 ГК РФ</w:t>
+        </w:r>
+      </w:hyperlink>
       <w:r>
         <w:t>)? Картинка «для красоты» цитатой не является.</w:t>
       </w:r>
@@ -641,21 +673,27 @@
       <w:r>
         <w:t>: срок охраны истёк (как правило, 70 лет после смерти автора) (</w:t>
       </w:r>
-      <w:r>
-        <w:rPr>
-          <w:color w:val="FF0000"/>
-        </w:rPr>
-        <w:t>ст. 1281</w:t>
-      </w:r>
+      <w:hyperlink r:id="rId20" w:history="1">
+        <w:r>
+          <w:rPr>
+            <w:color w:val="0563C1"/>
+            <w:u w:val="single"/>
+          </w:rPr>
+          <w:t>ст. 1281</w:t>
+        </w:r>
+      </w:hyperlink>
       <w:r>
         <w:t xml:space="preserve">, </w:t>
       </w:r>
-      <w:r>
-        <w:rPr>
-          <w:color w:val="FF0000"/>
-        </w:rPr>
-        <w:t>ст. 1282 ГК РФ</w:t>
-      </w:r>
+      <w:hyperlink r:id="rId21" w:history="1">
+        <w:r>
+          <w:rPr>
+            <w:color w:val="0563C1"/>
+            <w:u w:val="single"/>
+          </w:rPr>
+          <w:t>ст. 1282 ГК РФ</w:t>
+        </w:r>
+      </w:hyperlink>
       <w:r>
         <w:t>)? Проверьте, не охраняется ли отдельно сама фотография или обработка.</w:t>
       </w:r>
@@ -678,12 +716,15 @@
       <w:r>
         <w:t>: на снимке здание или скульптура, которые не являются основным объектом изображения (</w:t>
       </w:r>
-      <w:r>
-        <w:rPr>
-          <w:color w:val="FF0000"/>
-        </w:rPr>
-        <w:t>ст. 1276 ГК РФ</w:t>
-      </w:r>
+      <w:hyperlink r:id="rId22" w:history="1">
+        <w:r>
+          <w:rPr>
+            <w:color w:val="0563C1"/>
+            <w:u w:val="single"/>
+          </w:rPr>
+          <w:t>ст. 1276 ГК РФ</w:t>
+        </w:r>
+      </w:hyperlink>
       <w:r>
         <w:t>)?</w:t>
       </w:r>
@@ -706,30 +747,39 @@
       <w:r>
         <w:t>: изображение загрузил пользователь вашего сервиса, вы его не выбирали и не меняли, не знали о нарушении? Тогда вы можете не отвечать как информационный посредник, если своевременно удалите материал после жалобы (</w:t>
       </w:r>
-      <w:r>
-        <w:rPr>
-          <w:color w:val="FF0000"/>
-        </w:rPr>
-        <w:t>ст. 1253.1 ГК РФ</w:t>
-      </w:r>
+      <w:hyperlink r:id="rId23" w:history="1">
+        <w:r>
+          <w:rPr>
+            <w:color w:val="0563C1"/>
+            <w:u w:val="single"/>
+          </w:rPr>
+          <w:t>ст. 1253.1 ГК РФ</w:t>
+        </w:r>
+      </w:hyperlink>
       <w:r>
         <w:t xml:space="preserve">; </w:t>
       </w:r>
-      <w:r>
-        <w:rPr>
-          <w:color w:val="FF0000"/>
-        </w:rPr>
-        <w:t>пп. 77</w:t>
-      </w:r>
+      <w:hyperlink r:id="rId24" w:history="1">
+        <w:r>
+          <w:rPr>
+            <w:color w:val="0563C1"/>
+            <w:u w:val="single"/>
+          </w:rPr>
+          <w:t>пп. 77</w:t>
+        </w:r>
+      </w:hyperlink>
       <w:r>
         <w:t xml:space="preserve">, </w:t>
       </w:r>
-      <w:r>
-        <w:rPr>
-          <w:color w:val="FF0000"/>
-        </w:rPr>
-        <w:t>78 ПП ВС РФ № 10</w:t>
-      </w:r>
+      <w:hyperlink r:id="rId25" w:history="1">
+        <w:r>
+          <w:rPr>
+            <w:color w:val="0563C1"/>
+            <w:u w:val="single"/>
+          </w:rPr>
+          <w:t>78 ПП ВС РФ № 10</w:t>
+        </w:r>
+      </w:hyperlink>
       <w:r>
         <w:t>).</w:t>
       </w:r>
@@ -772,27 +822,36 @@
       <w:r>
         <w:t xml:space="preserve"> выбран (</w:t>
       </w:r>
-      <w:r>
-        <w:rPr>
-          <w:color w:val="FF0000"/>
-        </w:rPr>
-        <w:t>ст. 1301</w:t>
-      </w:r>
-      <w:r>
-        <w:rPr>
-          <w:color w:val="FF0000"/>
-        </w:rPr>
-        <w:t xml:space="preserve"> ГК РФ</w:t>
-      </w:r>
+      <w:hyperlink r:id="rId26" w:history="1">
+        <w:r>
+          <w:rPr>
+            <w:color w:val="0563C1"/>
+            <w:u w:val="single"/>
+          </w:rPr>
+          <w:t>ст. 1301</w:t>
+        </w:r>
+      </w:hyperlink>
+      <w:hyperlink r:id="rId27" w:history="1">
+        <w:r>
+          <w:rPr>
+            <w:color w:val="0563C1"/>
+            <w:u w:val="single"/>
+          </w:rPr>
+          <w:t xml:space="preserve"> ГК РФ</w:t>
+        </w:r>
+      </w:hyperlink>
       <w:r>
         <w:t xml:space="preserve">, </w:t>
       </w:r>
-      <w:r>
-        <w:rPr>
-          <w:color w:val="FF0000"/>
-        </w:rPr>
-        <w:t>ст. 1252.1 ГК РФ</w:t>
-      </w:r>
+      <w:hyperlink r:id="rId28" w:history="1">
+        <w:r>
+          <w:rPr>
+            <w:color w:val="0563C1"/>
+            <w:u w:val="single"/>
+          </w:rPr>
+          <w:t>ст. 1252.1 ГК РФ</w:t>
+        </w:r>
+      </w:hyperlink>
       <w:r>
         <w:t xml:space="preserve">)? </w:t>
       </w:r>
@@ -916,12 +975,15 @@
       <w:r>
         <w:t xml:space="preserve"> насчитано? Несколько способов использования с одной экономической целью — одно нарушение (</w:t>
       </w:r>
-      <w:r>
-        <w:rPr>
-          <w:color w:val="FF0000"/>
-        </w:rPr>
-        <w:t>п. 5 ст. 1252.1 ГК РФ</w:t>
-      </w:r>
+      <w:hyperlink r:id="rId29" w:history="1">
+        <w:r>
+          <w:rPr>
+            <w:color w:val="0563C1"/>
+            <w:u w:val="single"/>
+          </w:rPr>
+          <w:t>п. 5 ст. 1252.1 ГК РФ</w:t>
+        </w:r>
+      </w:hyperlink>
       <w:r>
         <w:t>). Не посчитана ли одна картинка несколько раз (сайт, мобильная версия, превью)?</w:t>
       </w:r>
@@ -947,12 +1009,15 @@
       <w:r>
         <w:t xml:space="preserve"> о нарушении (например, контент предоставил подрядчик с гарантиями)? Суд может снизить компенсацию: твёрдую сумму — до 10 000–500 000 руб., иную — до одно-двукратной стоимости (</w:t>
       </w:r>
-      <w:r>
-        <w:rPr>
-          <w:color w:val="FF0000"/>
-        </w:rPr>
-        <w:t>п. 7 ст. 1252.1 ГК РФ</w:t>
-      </w:r>
+      <w:hyperlink r:id="rId30" w:history="1">
+        <w:r>
+          <w:rPr>
+            <w:color w:val="0563C1"/>
+            <w:u w:val="single"/>
+          </w:rPr>
+          <w:t>п. 7 ст. 1252.1 ГК РФ</w:t>
+        </w:r>
+      </w:hyperlink>
       <w:r>
         <w:t>).</w:t>
       </w:r>
@@ -1003,12 +1068,15 @@
       <w:r>
         <w:t xml:space="preserve"> (</w:t>
       </w:r>
-      <w:r>
-        <w:rPr>
-          <w:color w:val="FF0000"/>
-        </w:rPr>
-        <w:t>п. 3 ст. 1300 ГК РФ</w:t>
-      </w:r>
+      <w:hyperlink r:id="rId31" w:history="1">
+        <w:r>
+          <w:rPr>
+            <w:color w:val="0563C1"/>
+            <w:u w:val="single"/>
+          </w:rPr>
+          <w:t>п. 3 ст. 1300 ГК РФ</w:t>
+        </w:r>
+      </w:hyperlink>
       <w:r>
         <w:t>)? Проверьте, удаляли ли его вы или изображение уже было без подписи.</w:t>
       </w:r>
@@ -1086,12 +1154,15 @@
       <w:r>
         <w:t xml:space="preserve"> к виновному о возмещении убытков, включая выплаченные суммы (</w:t>
       </w:r>
-      <w:r>
-        <w:rPr>
-          <w:color w:val="FF0000"/>
-        </w:rPr>
-        <w:t>п. 4 ст. 1250 ГК РФ</w:t>
-      </w:r>
+      <w:hyperlink r:id="rId32" w:history="1">
+        <w:r>
+          <w:rPr>
+            <w:color w:val="0563C1"/>
+            <w:u w:val="single"/>
+          </w:rPr>
+          <w:t>п. 4 ст. 1250 ГК РФ</w:t>
+        </w:r>
+      </w:hyperlink>
       <w:r>
         <w:t>).</w:t>
       </w:r>
@@ -1175,12 +1246,15 @@
       <w:r>
         <w:t>: госпошлина, расходы на юриста, время. Проигравшая сторона возмещает судебные расходы пропорционально удовлетворённым требованиям (</w:t>
       </w:r>
-      <w:r>
-        <w:rPr>
-          <w:color w:val="FF0000"/>
-        </w:rPr>
-        <w:t>ст. 110 АПК РФ</w:t>
-      </w:r>
+      <w:hyperlink r:id="rId33" w:history="1">
+        <w:r>
+          <w:rPr>
+            <w:color w:val="0563C1"/>
+            <w:u w:val="single"/>
+          </w:rPr>
+          <w:t>ст. 110 АПК РФ</w:t>
+        </w:r>
+      </w:hyperlink>
       <w:r>
         <w:t>).</w:t>
       </w:r>
@@ -1266,12 +1340,15 @@
       <w:r>
         <w:t xml:space="preserve"> Уголовная ответственность наступает при крупном размере — свыше 100 000 руб. стоимости экземпляров или прав (</w:t>
       </w:r>
-      <w:r>
-        <w:rPr>
-          <w:color w:val="FF0000"/>
-        </w:rPr>
-        <w:t>ст. 146 УК РФ</w:t>
-      </w:r>
+      <w:hyperlink r:id="rId34" w:history="1">
+        <w:r>
+          <w:rPr>
+            <w:color w:val="0563C1"/>
+            <w:u w:val="single"/>
+          </w:rPr>
+          <w:t>ст. 146 УК РФ</w:t>
+        </w:r>
+      </w:hyperlink>
       <w:r>
         <w:t>). Такие угрозы часто служат для давления, но при значительной сумме обратитесь к юристу. Подробнее о выборе стратегии — в статье «Платить нельзя спорить».</w:t>
       </w:r>
@@ -1282,7 +1359,7 @@
       </w:pPr>
     </w:p>
     <w:sectPr>
-      <w:footerReference w:type="default" r:id="rId7"/>
+      <w:footerReference w:type="default" r:id="rId35"/>
       <w:pgSz w:w="11906" w:h="16838"/>
       <w:pgMar w:top="1000" w:right="1000" w:bottom="1000" w:left="1000" w:header="708" w:footer="708" w:gutter="0"/>
       <w:cols w:space="720"/>
